--- a/docs/output/Zain Hajahjah/سجن البرج/SRT-En/حميدي/DOCX/09_تفريغ عربي-المهجع وسجن الملعب والخروج_En.docx
+++ b/docs/output/Zain Hajahjah/سجن البرج/SRT-En/حميدي/DOCX/09_تفريغ عربي-المهجع وسجن الملعب والخروج_En.docx
@@ -4,82 +4,162 @@
   <w:body>
     <w:p>
       <w:r>
-        <w:t>This group cell faces the interrogation room and holds prisoners who would stay for a long period</w:t>
+        <w:t>This group cell faces the interrogation room and holds</w:t>
       </w:r>
     </w:p>
     <w:p>
       <w:r>
-        <w:t>They assigned them most tasks like going to the kitchen and cleaning it</w:t>
+        <w:t>prisoners who would stay for a long period</w:t>
       </w:r>
     </w:p>
     <w:p>
       <w:r>
-        <w:t>With me was Abboud and some young men from city neighborhoods, and some of them were killed</w:t>
+        <w:t>They assigned them most tasks like</w:t>
       </w:r>
     </w:p>
     <w:p>
       <w:r>
-        <w:t>There was Abu al-Nour from the town of Tabqa, also among the imprisoned youth</w:t>
+        <w:t>going to the kitchen and cleaning it</w:t>
       </w:r>
     </w:p>
     <w:p>
       <w:r>
-        <w:t>There are many names that were with us but I cannot remember them. Idris was with us too, and Shakir</w:t>
+        <w:t>With me was Abboud and some young men from city</w:t>
       </w:r>
     </w:p>
     <w:p>
       <w:r>
-        <w:t>Interviewer: What was the difference between the group cell and the solitary cell?</w:t>
+        <w:t>neighborhoods, and some of them were killed</w:t>
       </w:r>
     </w:p>
     <w:p>
       <w:r>
-        <w:t>The solitary cell only fits four mattresses while the group cell is very large</w:t>
+        <w:t>There was Abu al-Nour from the town</w:t>
       </w:r>
     </w:p>
     <w:p>
       <w:r>
-        <w:t>The group cell is a room but much larger in size</w:t>
+        <w:t>of Tabqa, also among the imprisoned youth</w:t>
       </w:r>
     </w:p>
     <w:p>
       <w:r>
-        <w:t>The group cell is approximately eight meters long and eight meters wide</w:t>
+        <w:t>There are many names that were with us but I cannot</w:t>
       </w:r>
     </w:p>
     <w:p>
       <w:r>
-        <w:t>Of course there is no ventilation hole, no exhaust fan, nothing at all</w:t>
+        <w:t>remember them. Idris was with us too, and Shakir</w:t>
       </w:r>
     </w:p>
     <w:p>
       <w:r>
-        <w:t>There is a toilet and a &lt;i&gt;qazan&lt;/i&gt; [water heater]</w:t>
+        <w:t>Interviewer: What was the difference between</w:t>
       </w:r>
     </w:p>
     <w:p>
       <w:r>
-        <w:t>Interviewer: Did anyone among you think about escaping this place?</w:t>
+        <w:t>the group cell and the solitary cell?</w:t>
       </w:r>
     </w:p>
     <w:p>
       <w:r>
-        <w:t>There was absolutely no possibility of escape</w:t>
+        <w:t>The solitary cell only fits four mattresses</w:t>
       </w:r>
     </w:p>
     <w:p>
       <w:r>
-        <w:t>Because when you look around you see very thick iron bars</w:t>
+        <w:t>while the group cell is very large</w:t>
       </w:r>
     </w:p>
     <w:p>
       <w:r>
-        <w:t>You look at the window and find it sealed with cement, you cannot even see daylight, only the lightbulb</w:t>
+        <w:t>The group cell is a room</w:t>
       </w:r>
     </w:p>
     <w:p>
       <w:r>
-        <w:t>Interviewer: Was the light controlled by them or by you?</w:t>
+        <w:t>but much larger in size</w:t>
+      </w:r>
+    </w:p>
+    <w:p>
+      <w:r>
+        <w:t>The group cell is approximately eight</w:t>
+      </w:r>
+    </w:p>
+    <w:p>
+      <w:r>
+        <w:t>meters long and eight meters wide</w:t>
+      </w:r>
+    </w:p>
+    <w:p>
+      <w:r>
+        <w:t>Of course there is no ventilation hole,</w:t>
+      </w:r>
+    </w:p>
+    <w:p>
+      <w:r>
+        <w:t>no exhaust fan, nothing at all</w:t>
+      </w:r>
+    </w:p>
+    <w:p>
+      <w:r>
+        <w:t>There is a toilet and a</w:t>
+      </w:r>
+    </w:p>
+    <w:p>
+      <w:r>
+        <w:t>qazan [water heater]</w:t>
+      </w:r>
+    </w:p>
+    <w:p>
+      <w:r>
+        <w:t>Interviewer: Did anyone among you</w:t>
+      </w:r>
+    </w:p>
+    <w:p>
+      <w:r>
+        <w:t>think about escaping this place?</w:t>
+      </w:r>
+    </w:p>
+    <w:p>
+      <w:r>
+        <w:t>There was absolutely</w:t>
+      </w:r>
+    </w:p>
+    <w:p>
+      <w:r>
+        <w:t>no possibility of escape</w:t>
+      </w:r>
+    </w:p>
+    <w:p>
+      <w:r>
+        <w:t>Because when you look around you see</w:t>
+      </w:r>
+    </w:p>
+    <w:p>
+      <w:r>
+        <w:t>very thick iron bars</w:t>
+      </w:r>
+    </w:p>
+    <w:p>
+      <w:r>
+        <w:t>You look at the window and find it sealed with cement,</w:t>
+      </w:r>
+    </w:p>
+    <w:p>
+      <w:r>
+        <w:t>you cannot even see daylight, only the lightbulb</w:t>
+      </w:r>
+    </w:p>
+    <w:p>
+      <w:r>
+        <w:t>Interviewer: Was the light controlled</w:t>
+      </w:r>
+    </w:p>
+    <w:p>
+      <w:r>
+        <w:t>by them or by you?</w:t>
       </w:r>
     </w:p>
     <w:p>
@@ -89,47 +169,92 @@
     </w:p>
     <w:p>
       <w:r>
-        <w:t>Controlled by them, but they never turned it off because of the cameras, they cannot monitor us without it</w:t>
+        <w:t>Controlled by them, but they never turned it off</w:t>
       </w:r>
     </w:p>
     <w:p>
       <w:r>
-        <w:t>Sometimes the generator broke down for five minutes</w:t>
+        <w:t>because of the cameras, they cannot monitor us without it</w:t>
       </w:r>
     </w:p>
     <w:p>
       <w:r>
-        <w:t>They would get anxious and fix it quickly, it must not be off for more than ten minutes</w:t>
+        <w:t>Sometimes the generator broke down</w:t>
       </w:r>
     </w:p>
     <w:p>
       <w:r>
-        <w:t>Interviewer: How did they react when the prison was bombed?</w:t>
+        <w:t>for five minutes</w:t>
       </w:r>
     </w:p>
     <w:p>
       <w:r>
-        <w:t>Of course we were prisoners in a basement, we could not hear everything</w:t>
+        <w:t>They would get anxious and fix it quickly,</w:t>
       </w:r>
     </w:p>
     <w:p>
       <w:r>
-        <w:t>We heard a sound from above during the first strike. We were hit by three missiles and felt the building shake</w:t>
+        <w:t>it must not be off for more than ten minutes</w:t>
       </w:r>
     </w:p>
     <w:p>
       <w:r>
-        <w:t>But the sound was not too loud because the place was fortified with sandbag barriers around it</w:t>
+        <w:t>Interviewer: How did they react</w:t>
       </w:r>
     </w:p>
     <w:p>
       <w:r>
-        <w:t>As is visible in that group cell</w:t>
+        <w:t>when the prison was bombed?</w:t>
       </w:r>
     </w:p>
     <w:p>
       <w:r>
-        <w:t>This group cell we lived in still has the same bags to this day</w:t>
+        <w:t>Of course we were prisoners in a basement,</w:t>
+      </w:r>
+    </w:p>
+    <w:p>
+      <w:r>
+        <w:t>we could not hear everything</w:t>
+      </w:r>
+    </w:p>
+    <w:p>
+      <w:r>
+        <w:t>We heard a sound from above during the first strike. We were</w:t>
+      </w:r>
+    </w:p>
+    <w:p>
+      <w:r>
+        <w:t>hit by three missiles and felt the building shake</w:t>
+      </w:r>
+    </w:p>
+    <w:p>
+      <w:r>
+        <w:t>But the sound was not too loud because the place</w:t>
+      </w:r>
+    </w:p>
+    <w:p>
+      <w:r>
+        <w:t>was fortified with sandbag barriers around it</w:t>
+      </w:r>
+    </w:p>
+    <w:p>
+      <w:r>
+        <w:t>As is visible in</w:t>
+      </w:r>
+    </w:p>
+    <w:p>
+      <w:r>
+        <w:t>that group cell</w:t>
+      </w:r>
+    </w:p>
+    <w:p>
+      <w:r>
+        <w:t>This group cell we lived in still</w:t>
+      </w:r>
+    </w:p>
+    <w:p>
+      <w:r>
+        <w:t>has the same bags to this day</w:t>
       </w:r>
     </w:p>
     <w:p>
@@ -139,77 +264,152 @@
     </w:p>
     <w:p>
       <w:r>
-        <w:t>As you can see, the thickness of the concrete underneath</w:t>
+        <w:t>As you can see, the thickness</w:t>
       </w:r>
     </w:p>
     <w:p>
       <w:r>
-        <w:t>You cannot even think of escaping and we were in a basement</w:t>
+        <w:t>of the concrete underneath</w:t>
       </w:r>
     </w:p>
     <w:p>
       <w:r>
-        <w:t>There is no possibility of digging to escape</w:t>
+        <w:t>You cannot even think of escaping</w:t>
       </w:r>
     </w:p>
     <w:p>
       <w:r>
-        <w:t>Besides that, there were cameras one here and another there</w:t>
+        <w:t>and we were in a basement</w:t>
       </w:r>
     </w:p>
     <w:p>
       <w:r>
-        <w:t>Interviewer: Did you write a memory of yours here?</w:t>
+        <w:t>There is no possibility</w:t>
       </w:r>
     </w:p>
     <w:p>
       <w:r>
-        <w:t>I am an illiterate person, I cannot read or write</w:t>
+        <w:t>of digging to escape</w:t>
       </w:r>
     </w:p>
     <w:p>
       <w:r>
-        <w:t>Interviewer: How did you manage to get out of prison?</w:t>
+        <w:t>Besides that, there were cameras</w:t>
       </w:r>
     </w:p>
     <w:p>
       <w:r>
-        <w:t>I spent four months in Bourj Prison</w:t>
+        <w:t>one here and another there</w:t>
       </w:r>
     </w:p>
     <w:p>
       <w:r>
-        <w:t>The last strike on the prison was powerful. The next day they gradually started transferring us to Raqqa prison</w:t>
+        <w:t>Interviewer: Did you write</w:t>
       </w:r>
     </w:p>
     <w:p>
       <w:r>
-        <w:t>They took three of us out of this place, with us was an Iraqi young man</w:t>
+        <w:t>a memory of yours here?</w:t>
       </w:r>
     </w:p>
     <w:p>
       <w:r>
-        <w:t>And a young man named Mustafa from Tabqa</w:t>
+        <w:t>I am an illiterate person,</w:t>
       </w:r>
     </w:p>
     <w:p>
       <w:r>
-        <w:t>We left here by car on the Jazira road, crossed the river using barges that transport people and cars</w:t>
+        <w:t>I cannot read or write</w:t>
       </w:r>
     </w:p>
     <w:p>
       <w:r>
-        <w:t>The van boarded the barge and we crossed to the city of Raqqa</w:t>
+        <w:t>Interviewer: How did you</w:t>
       </w:r>
     </w:p>
     <w:p>
       <w:r>
-        <w:t>At this point our sentence had been handed down</w:t>
+        <w:t>manage to get out of prison?</w:t>
       </w:r>
     </w:p>
     <w:p>
       <w:r>
-        <w:t>We went to do the repentance but when, we did not know</w:t>
+        <w:t>I spent four months</w:t>
+      </w:r>
+    </w:p>
+    <w:p>
+      <w:r>
+        <w:t>in Bourj Prison</w:t>
+      </w:r>
+    </w:p>
+    <w:p>
+      <w:r>
+        <w:t>The last strike on the prison was powerful. The next day</w:t>
+      </w:r>
+    </w:p>
+    <w:p>
+      <w:r>
+        <w:t>they gradually started transferring us to Raqqa prison</w:t>
+      </w:r>
+    </w:p>
+    <w:p>
+      <w:r>
+        <w:t>They took three of us out of this place,</w:t>
+      </w:r>
+    </w:p>
+    <w:p>
+      <w:r>
+        <w:t>with us was an Iraqi young man</w:t>
+      </w:r>
+    </w:p>
+    <w:p>
+      <w:r>
+        <w:t>And a young man named Mustafa</w:t>
+      </w:r>
+    </w:p>
+    <w:p>
+      <w:r>
+        <w:t>from Tabqa</w:t>
+      </w:r>
+    </w:p>
+    <w:p>
+      <w:r>
+        <w:t>We left here by car on the Jazira road, crossed the river</w:t>
+      </w:r>
+    </w:p>
+    <w:p>
+      <w:r>
+        <w:t>using barges that transport people and cars</w:t>
+      </w:r>
+    </w:p>
+    <w:p>
+      <w:r>
+        <w:t>The van boarded the barge</w:t>
+      </w:r>
+    </w:p>
+    <w:p>
+      <w:r>
+        <w:t>and we crossed to the city of Raqqa</w:t>
+      </w:r>
+    </w:p>
+    <w:p>
+      <w:r>
+        <w:t>At this point our sentence</w:t>
+      </w:r>
+    </w:p>
+    <w:p>
+      <w:r>
+        <w:t>had been handed down</w:t>
+      </w:r>
+    </w:p>
+    <w:p>
+      <w:r>
+        <w:t>We went to do the repentance</w:t>
+      </w:r>
+    </w:p>
+    <w:p>
+      <w:r>
+        <w:t>but when, we did not know</w:t>
       </w:r>
     </w:p>
     <w:p>
@@ -219,27 +419,52 @@
     </w:p>
     <w:p>
       <w:r>
-        <w:t>The interrogator Abu al-Baraa entrusted us to them as a safekeeping</w:t>
+        <w:t>The interrogator Abu al-Baraa entrusted</w:t>
       </w:r>
     </w:p>
     <w:p>
       <w:r>
-        <w:t>He tells them, these are entrusted to you because the repentance course was closed</w:t>
+        <w:t>us to them as a safekeeping</w:t>
       </w:r>
     </w:p>
     <w:p>
       <w:r>
-        <w:t>So when the current repentance course ends they would include us in the new one</w:t>
+        <w:t>He tells them, these are entrusted to you</w:t>
       </w:r>
     </w:p>
     <w:p>
       <w:r>
-        <w:t>They left us at Point 11, at the Black Stadium, which is well known</w:t>
+        <w:t>because the repentance course was closed</w:t>
       </w:r>
     </w:p>
     <w:p>
       <w:r>
-        <w:t>There is a room downstairs that has mirrors</w:t>
+        <w:t>So when the current repentance course ends</w:t>
+      </w:r>
+    </w:p>
+    <w:p>
+      <w:r>
+        <w:t>they would include us in the new one</w:t>
+      </w:r>
+    </w:p>
+    <w:p>
+      <w:r>
+        <w:t>They left us at Point 11, at the Black</w:t>
+      </w:r>
+    </w:p>
+    <w:p>
+      <w:r>
+        <w:t>Stadium, which is well known</w:t>
+      </w:r>
+    </w:p>
+    <w:p>
+      <w:r>
+        <w:t>There is a room downstairs</w:t>
+      </w:r>
+    </w:p>
+    <w:p>
+      <w:r>
+        <w:t>that has mirrors</w:t>
       </w:r>
     </w:p>
     <w:p>
@@ -249,52 +474,102 @@
     </w:p>
     <w:p>
       <w:r>
-        <w:t>I stayed there for a month and also stayed a month for the repentance</w:t>
+        <w:t>I stayed there for a month and also</w:t>
       </w:r>
     </w:p>
     <w:p>
       <w:r>
-        <w:t>Here things got confused for me, I was sentenced to execution</w:t>
+        <w:t>stayed a month for the repentance</w:t>
       </w:r>
     </w:p>
     <w:p>
       <w:r>
-        <w:t>And I saw judges who uncovered my face and took me upstairs</w:t>
+        <w:t>Here things got confused for me,</w:t>
       </w:r>
     </w:p>
     <w:p>
       <w:r>
-        <w:t>They asked me my name. I told them Humaidi, they looked at the name they had and it was Hamid</w:t>
+        <w:t>I was sentenced to execution</w:t>
       </w:r>
     </w:p>
     <w:p>
       <w:r>
-        <w:t>There had been a mix-up in the names</w:t>
+        <w:t>And I saw judges who uncovered my</w:t>
       </w:r>
     </w:p>
     <w:p>
       <w:r>
-        <w:t>Of course they removed my blindfold and I saw their faces because I had been sentenced to execution by firing squad in public</w:t>
+        <w:t>face and took me upstairs</w:t>
       </w:r>
     </w:p>
     <w:p>
       <w:r>
-        <w:t>When they realized they had the wrong name they threatened me not to tell anyone I saw their faces</w:t>
+        <w:t>They asked me my name. I told them Humaidi, they</w:t>
       </w:r>
     </w:p>
     <w:p>
       <w:r>
-        <w:t>Then they returned me downstairs because I had dared to speak up. Since I was going to die anyway, I told them how can you sentence me when I came as an entrusted person</w:t>
+        <w:t>looked at the name they had and it was Hamid</w:t>
       </w:r>
     </w:p>
     <w:p>
       <w:r>
-        <w:t>He asked me my name, and here they remembered to ask my name. They even broke my ID card</w:t>
+        <w:t>There had been a mix-up</w:t>
       </w:r>
     </w:p>
     <w:p>
       <w:r>
-        <w:t>He broke my ID card into four pieces, as you can see</w:t>
+        <w:t>in the names</w:t>
+      </w:r>
+    </w:p>
+    <w:p>
+      <w:r>
+        <w:t>Of course they removed my blindfold and I saw their faces because</w:t>
+      </w:r>
+    </w:p>
+    <w:p>
+      <w:r>
+        <w:t>I had been sentenced to execution by firing squad in public</w:t>
+      </w:r>
+    </w:p>
+    <w:p>
+      <w:r>
+        <w:t>When they realized they had the wrong name they</w:t>
+      </w:r>
+    </w:p>
+    <w:p>
+      <w:r>
+        <w:t>threatened me not to tell anyone I saw their faces</w:t>
+      </w:r>
+    </w:p>
+    <w:p>
+      <w:r>
+        <w:t>Then they returned me downstairs because I had dared to speak up. Since I was</w:t>
+      </w:r>
+    </w:p>
+    <w:p>
+      <w:r>
+        <w:t>going to die anyway, I told them how can you sentence me when I came as an entrusted person</w:t>
+      </w:r>
+    </w:p>
+    <w:p>
+      <w:r>
+        <w:t>He asked me my name, and here they remembered to ask</w:t>
+      </w:r>
+    </w:p>
+    <w:p>
+      <w:r>
+        <w:t>my name. They even broke my ID card</w:t>
+      </w:r>
+    </w:p>
+    <w:p>
+      <w:r>
+        <w:t>He broke my ID card</w:t>
+      </w:r>
+    </w:p>
+    <w:p>
+      <w:r>
+        <w:t>into four pieces, as you can see</w:t>
       </w:r>
     </w:p>
     <w:p>
@@ -309,77 +584,152 @@
     </w:p>
     <w:p>
       <w:r>
-        <w:t>He broke it into more than three pieces</w:t>
+        <w:t>He broke it into more</w:t>
       </w:r>
     </w:p>
     <w:p>
       <w:r>
-        <w:t>He broke it from here and split it lengthwise like this</w:t>
+        <w:t>than three pieces</w:t>
       </w:r>
     </w:p>
     <w:p>
       <w:r>
-        <w:t>When he saw the name he said, this is not the person wanted for execution</w:t>
+        <w:t>He broke it from here and</w:t>
       </w:r>
     </w:p>
     <w:p>
       <w:r>
-        <w:t>Here they started warning me to pretend I saw nothing, and the last thing they said was I would take this man's place if I said anything</w:t>
+        <w:t>split it lengthwise like this</w:t>
       </w:r>
     </w:p>
     <w:p>
       <w:r>
-        <w:t>Interviewer: Was there a difference in treatment between Bourj Prison and the Stadium Prison?</w:t>
+        <w:t>When he saw the name he said, this is not the</w:t>
       </w:r>
     </w:p>
     <w:p>
       <w:r>
-        <w:t>Here at first the treatment was bad until our sentence was handed down</w:t>
+        <w:t>person wanted for execution</w:t>
       </w:r>
     </w:p>
     <w:p>
       <w:r>
-        <w:t>We did not know our sentence had been handed down, but things started to improve</w:t>
+        <w:t>Here they started warning me to pretend I saw nothing, and the last</w:t>
       </w:r>
     </w:p>
     <w:p>
       <w:r>
-        <w:t>We were placed in a group cell and many things became available</w:t>
+        <w:t>thing they said was I would take this man's place if I said anything</w:t>
       </w:r>
     </w:p>
     <w:p>
       <w:r>
-        <w:t>There we would get a cup of tea with every meal</w:t>
+        <w:t>Interviewer: Was there a difference in treatment</w:t>
       </w:r>
     </w:p>
     <w:p>
       <w:r>
-        <w:t>Here there was a thermos for tea, and you made your own coffee</w:t>
+        <w:t>between Bourj Prison and the Stadium Prison?</w:t>
       </w:r>
     </w:p>
     <w:p>
       <w:r>
-        <w:t>Anything you wanted, he would take you to the kitchen to get whatever you needed</w:t>
+        <w:t>Here at first the treatment was bad</w:t>
       </w:r>
     </w:p>
     <w:p>
       <w:r>
-        <w:t>What has changed about this place between the past and the present?</w:t>
+        <w:t>until our sentence was handed down</w:t>
       </w:r>
     </w:p>
     <w:p>
       <w:r>
-        <w:t>The cinder blocks were removed, and the walls dividing sections of the group cell were taken down</w:t>
+        <w:t>We did not know our sentence had been handed</w:t>
       </w:r>
     </w:p>
     <w:p>
       <w:r>
-        <w:t>The group cell was divided, it reached up to here</w:t>
+        <w:t>down, but things started to improve</w:t>
       </w:r>
     </w:p>
     <w:p>
       <w:r>
-        <w:t>Its length went up to this white paint mark</w:t>
+        <w:t>We were placed in a group cell</w:t>
+      </w:r>
+    </w:p>
+    <w:p>
+      <w:r>
+        <w:t>and many things became available</w:t>
+      </w:r>
+    </w:p>
+    <w:p>
+      <w:r>
+        <w:t>There we would get a cup</w:t>
+      </w:r>
+    </w:p>
+    <w:p>
+      <w:r>
+        <w:t>of tea with every meal</w:t>
+      </w:r>
+    </w:p>
+    <w:p>
+      <w:r>
+        <w:t>Here there was a thermos for tea,</w:t>
+      </w:r>
+    </w:p>
+    <w:p>
+      <w:r>
+        <w:t>and you made your own coffee</w:t>
+      </w:r>
+    </w:p>
+    <w:p>
+      <w:r>
+        <w:t>Anything you wanted, he would take you to the</w:t>
+      </w:r>
+    </w:p>
+    <w:p>
+      <w:r>
+        <w:t>kitchen to get whatever you needed</w:t>
+      </w:r>
+    </w:p>
+    <w:p>
+      <w:r>
+        <w:t>What has changed about this place</w:t>
+      </w:r>
+    </w:p>
+    <w:p>
+      <w:r>
+        <w:t>between the past and the present?</w:t>
+      </w:r>
+    </w:p>
+    <w:p>
+      <w:r>
+        <w:t>The cinder blocks were removed, and the walls</w:t>
+      </w:r>
+    </w:p>
+    <w:p>
+      <w:r>
+        <w:t>dividing sections of the group cell were taken down</w:t>
+      </w:r>
+    </w:p>
+    <w:p>
+      <w:r>
+        <w:t>The group cell was divided,</w:t>
+      </w:r>
+    </w:p>
+    <w:p>
+      <w:r>
+        <w:t>it reached up to here</w:t>
+      </w:r>
+    </w:p>
+    <w:p>
+      <w:r>
+        <w:t>Its length went up</w:t>
+      </w:r>
+    </w:p>
+    <w:p>
+      <w:r>
+        <w:t>to this white paint mark</w:t>
       </w:r>
     </w:p>
     <w:p>
@@ -399,37 +749,72 @@
     </w:p>
     <w:p>
       <w:r>
-        <w:t>Interviewer: Was the bathroom flooded? Were hot and cold water available?</w:t>
+        <w:t>Interviewer: Was the bathroom flooded? Were hot</w:t>
       </w:r>
     </w:p>
     <w:p>
       <w:r>
-        <w:t>As for the group cell bathroom, the electrical switch is with you</w:t>
+        <w:t>and cold water available?</w:t>
       </w:r>
     </w:p>
     <w:p>
       <w:r>
-        <w:t>The switch in the group cell you can flip it on and off</w:t>
+        <w:t>As for the group cell bathroom,</w:t>
       </w:r>
     </w:p>
     <w:p>
       <w:r>
-        <w:t>In the solitary cells only cold water was available</w:t>
+        <w:t>the electrical switch is with you</w:t>
       </w:r>
     </w:p>
     <w:p>
       <w:r>
-        <w:t>Everyone shares one water tank</w:t>
+        <w:t>The switch in the group cell</w:t>
       </w:r>
     </w:p>
     <w:p>
       <w:r>
-        <w:t>Meaning there is not enough time for the water to heat up</w:t>
+        <w:t>you can flip it on and off</w:t>
       </w:r>
     </w:p>
     <w:p>
       <w:r>
-        <w:t>Interviewer: Could you shower whenever you wanted? Did they bring you shampoo?</w:t>
+        <w:t>In the solitary cells only</w:t>
+      </w:r>
+    </w:p>
+    <w:p>
+      <w:r>
+        <w:t>cold water was available</w:t>
+      </w:r>
+    </w:p>
+    <w:p>
+      <w:r>
+        <w:t>Everyone shares one</w:t>
+      </w:r>
+    </w:p>
+    <w:p>
+      <w:r>
+        <w:t>water tank</w:t>
+      </w:r>
+    </w:p>
+    <w:p>
+      <w:r>
+        <w:t>Meaning there is not enough</w:t>
+      </w:r>
+    </w:p>
+    <w:p>
+      <w:r>
+        <w:t>time for the water to heat up</w:t>
+      </w:r>
+    </w:p>
+    <w:p>
+      <w:r>
+        <w:t>Interviewer: Could you shower whenever you wanted?</w:t>
+      </w:r>
+    </w:p>
+    <w:p>
+      <w:r>
+        <w:t>Did they bring you shampoo?</w:t>
       </w:r>
     </w:p>
     <w:p>
@@ -439,32 +824,62 @@
     </w:p>
     <w:p>
       <w:r>
-        <w:t>As for hygiene, they encouraged it and provided all cleaning supplies</w:t>
+        <w:t>As for hygiene, they encouraged it and</w:t>
       </w:r>
     </w:p>
     <w:p>
       <w:r>
-        <w:t>They provided shampoo and soap, whenever you wanted these things they supplied them</w:t>
+        <w:t>provided all cleaning supplies</w:t>
       </w:r>
     </w:p>
     <w:p>
       <w:r>
-        <w:t>And the bathroom switch is with you in the group cell</w:t>
+        <w:t>They provided shampoo and soap, whenever</w:t>
       </w:r>
     </w:p>
     <w:p>
       <w:r>
-        <w:t>And hygiene is your responsibility</w:t>
+        <w:t>you wanted these things they supplied them</w:t>
       </w:r>
     </w:p>
     <w:p>
       <w:r>
-        <w:t>Of course they do not like to see the place dirty</w:t>
+        <w:t>And the bathroom switch is with</w:t>
       </w:r>
     </w:p>
     <w:p>
       <w:r>
-        <w:t>And a person in prison will not dirty the place much</w:t>
+        <w:t>you in the group cell</w:t>
+      </w:r>
+    </w:p>
+    <w:p>
+      <w:r>
+        <w:t>And hygiene is your</w:t>
+      </w:r>
+    </w:p>
+    <w:p>
+      <w:r>
+        <w:t>responsibility</w:t>
+      </w:r>
+    </w:p>
+    <w:p>
+      <w:r>
+        <w:t>Of course they do not like</w:t>
+      </w:r>
+    </w:p>
+    <w:p>
+      <w:r>
+        <w:t>to see the place dirty</w:t>
+      </w:r>
+    </w:p>
+    <w:p>
+      <w:r>
+        <w:t>And a person in prison will not</w:t>
+      </w:r>
+    </w:p>
+    <w:p>
+      <w:r>
+        <w:t>dirty the place much</w:t>
       </w:r>
     </w:p>
     <w:sectPr>
@@ -841,7 +1256,7 @@
     <w:qFormat/>
     <w:rsid w:val="00FC693F"/>
     <w:rPr>
-      <w:rFonts w:ascii="Calibri" w:hAnsi="Calibri"/>
+      <w:rFonts w:ascii="Arial" w:hAnsi="Arial"/>
       <w:sz w:val="22"/>
     </w:rPr>
   </w:style>

--- a/docs/output/Zain Hajahjah/سجن البرج/SRT-En/حميدي/DOCX/09_تفريغ عربي-المهجع وسجن الملعب والخروج_En.docx
+++ b/docs/output/Zain Hajahjah/سجن البرج/SRT-En/حميدي/DOCX/09_تفريغ عربي-المهجع وسجن الملعب والخروج_En.docx
@@ -4,6 +4,16 @@
   <w:body>
     <w:p>
       <w:r>
+        <w:t>1</w:t>
+      </w:r>
+    </w:p>
+    <w:p>
+      <w:r>
+        <w:t>00:00:00,958 --&gt; 00:00:14,125</w:t>
+      </w:r>
+    </w:p>
+    <w:p>
+      <w:r>
         <w:t>This group cell faces the interrogation room and holds</w:t>
       </w:r>
     </w:p>
@@ -12,6 +22,17 @@
         <w:t>prisoners who would stay for a long period</w:t>
       </w:r>
     </w:p>
+    <w:p/>
+    <w:p>
+      <w:r>
+        <w:t>2</w:t>
+      </w:r>
+    </w:p>
+    <w:p>
+      <w:r>
+        <w:t>00:00:15,750 --&gt; 00:00:21,208</w:t>
+      </w:r>
+    </w:p>
     <w:p>
       <w:r>
         <w:t>They assigned them most tasks like</w:t>
@@ -22,6 +43,17 @@
         <w:t>going to the kitchen and cleaning it</w:t>
       </w:r>
     </w:p>
+    <w:p/>
+    <w:p>
+      <w:r>
+        <w:t>3</w:t>
+      </w:r>
+    </w:p>
+    <w:p>
+      <w:r>
+        <w:t>00:00:22,916 --&gt; 00:00:32,625</w:t>
+      </w:r>
+    </w:p>
     <w:p>
       <w:r>
         <w:t>With me was Abboud and some young men from city</w:t>
@@ -32,6 +64,17 @@
         <w:t>neighborhoods, and some of them were killed</w:t>
       </w:r>
     </w:p>
+    <w:p/>
+    <w:p>
+      <w:r>
+        <w:t>4</w:t>
+      </w:r>
+    </w:p>
+    <w:p>
+      <w:r>
+        <w:t>00:00:32,958 --&gt; 00:00:39,291</w:t>
+      </w:r>
+    </w:p>
     <w:p>
       <w:r>
         <w:t>There was Abu al-Nour from the town</w:t>
@@ -42,6 +85,17 @@
         <w:t>of Tabqa, also among the imprisoned youth</w:t>
       </w:r>
     </w:p>
+    <w:p/>
+    <w:p>
+      <w:r>
+        <w:t>5</w:t>
+      </w:r>
+    </w:p>
+    <w:p>
+      <w:r>
+        <w:t>00:00:40,750 --&gt; 00:00:44,416</w:t>
+      </w:r>
+    </w:p>
     <w:p>
       <w:r>
         <w:t>There are many names that were with us but I cannot</w:t>
@@ -52,6 +106,17 @@
         <w:t>remember them. Idris was with us too, and Shakir</w:t>
       </w:r>
     </w:p>
+    <w:p/>
+    <w:p>
+      <w:r>
+        <w:t>6</w:t>
+      </w:r>
+    </w:p>
+    <w:p>
+      <w:r>
+        <w:t>00:00:45,958 --&gt; 00:00:49,083</w:t>
+      </w:r>
+    </w:p>
     <w:p>
       <w:r>
         <w:t>Interviewer: What was the difference between</w:t>
@@ -62,6 +127,17 @@
         <w:t>the group cell and the solitary cell?</w:t>
       </w:r>
     </w:p>
+    <w:p/>
+    <w:p>
+      <w:r>
+        <w:t>7</w:t>
+      </w:r>
+    </w:p>
+    <w:p>
+      <w:r>
+        <w:t>00:00:49,208 --&gt; 00:00:51,583</w:t>
+      </w:r>
+    </w:p>
     <w:p>
       <w:r>
         <w:t>The solitary cell only fits four mattresses</w:t>
@@ -72,6 +148,17 @@
         <w:t>while the group cell is very large</w:t>
       </w:r>
     </w:p>
+    <w:p/>
+    <w:p>
+      <w:r>
+        <w:t>8</w:t>
+      </w:r>
+    </w:p>
+    <w:p>
+      <w:r>
+        <w:t>00:00:51,750 --&gt; 00:00:54,708</w:t>
+      </w:r>
+    </w:p>
     <w:p>
       <w:r>
         <w:t>The group cell is a room</w:t>
@@ -82,6 +169,17 @@
         <w:t>but much larger in size</w:t>
       </w:r>
     </w:p>
+    <w:p/>
+    <w:p>
+      <w:r>
+        <w:t>9</w:t>
+      </w:r>
+    </w:p>
+    <w:p>
+      <w:r>
+        <w:t>00:00:55,208 --&gt; 00:00:58,291</w:t>
+      </w:r>
+    </w:p>
     <w:p>
       <w:r>
         <w:t>The group cell is approximately eight</w:t>
@@ -92,6 +190,17 @@
         <w:t>meters long and eight meters wide</w:t>
       </w:r>
     </w:p>
+    <w:p/>
+    <w:p>
+      <w:r>
+        <w:t>10</w:t>
+      </w:r>
+    </w:p>
+    <w:p>
+      <w:r>
+        <w:t>00:00:58,625 --&gt; 00:01:03,625</w:t>
+      </w:r>
+    </w:p>
     <w:p>
       <w:r>
         <w:t>Of course there is no ventilation hole,</w:t>
@@ -102,6 +211,17 @@
         <w:t>no exhaust fan, nothing at all</w:t>
       </w:r>
     </w:p>
+    <w:p/>
+    <w:p>
+      <w:r>
+        <w:t>11</w:t>
+      </w:r>
+    </w:p>
+    <w:p>
+      <w:r>
+        <w:t>00:01:03,833 --&gt; 00:01:06,875</w:t>
+      </w:r>
+    </w:p>
     <w:p>
       <w:r>
         <w:t>There is a toilet and a</w:t>
@@ -109,7 +229,18 @@
     </w:p>
     <w:p>
       <w:r>
-        <w:t>qazan [water heater]</w:t>
+        <w:t>&lt;i&gt;qazan&lt;/i&gt; [water heater]</w:t>
+      </w:r>
+    </w:p>
+    <w:p/>
+    <w:p>
+      <w:r>
+        <w:t>12</w:t>
+      </w:r>
+    </w:p>
+    <w:p>
+      <w:r>
+        <w:t>00:01:07,625 --&gt; 00:01:10,458</w:t>
       </w:r>
     </w:p>
     <w:p>
@@ -122,6 +253,17 @@
         <w:t>think about escaping this place?</w:t>
       </w:r>
     </w:p>
+    <w:p/>
+    <w:p>
+      <w:r>
+        <w:t>13</w:t>
+      </w:r>
+    </w:p>
+    <w:p>
+      <w:r>
+        <w:t>00:01:10,500 --&gt; 00:01:12,291</w:t>
+      </w:r>
+    </w:p>
     <w:p>
       <w:r>
         <w:t>There was absolutely</w:t>
@@ -132,6 +274,17 @@
         <w:t>no possibility of escape</w:t>
       </w:r>
     </w:p>
+    <w:p/>
+    <w:p>
+      <w:r>
+        <w:t>14</w:t>
+      </w:r>
+    </w:p>
+    <w:p>
+      <w:r>
+        <w:t>00:01:12,333 --&gt; 00:01:16,083</w:t>
+      </w:r>
+    </w:p>
     <w:p>
       <w:r>
         <w:t>Because when you look around you see</w:t>
@@ -142,6 +295,17 @@
         <w:t>very thick iron bars</w:t>
       </w:r>
     </w:p>
+    <w:p/>
+    <w:p>
+      <w:r>
+        <w:t>15</w:t>
+      </w:r>
+    </w:p>
+    <w:p>
+      <w:r>
+        <w:t>00:01:16,125 --&gt; 00:01:23,708</w:t>
+      </w:r>
+    </w:p>
     <w:p>
       <w:r>
         <w:t>You look at the window and find it sealed with cement,</w:t>
@@ -152,6 +316,17 @@
         <w:t>you cannot even see daylight, only the lightbulb</w:t>
       </w:r>
     </w:p>
+    <w:p/>
+    <w:p>
+      <w:r>
+        <w:t>16</w:t>
+      </w:r>
+    </w:p>
+    <w:p>
+      <w:r>
+        <w:t>00:01:24,625 --&gt; 00:01:26,916</w:t>
+      </w:r>
+    </w:p>
     <w:p>
       <w:r>
         <w:t>Interviewer: Was the light controlled</w:t>
@@ -162,11 +337,33 @@
         <w:t>by them or by you?</w:t>
       </w:r>
     </w:p>
+    <w:p/>
+    <w:p>
+      <w:r>
+        <w:t>17</w:t>
+      </w:r>
+    </w:p>
+    <w:p>
+      <w:r>
+        <w:t>00:01:26,958 --&gt; 00:01:27,291</w:t>
+      </w:r>
+    </w:p>
     <w:p>
       <w:r>
         <w:t>No</w:t>
       </w:r>
     </w:p>
+    <w:p/>
+    <w:p>
+      <w:r>
+        <w:t>18</w:t>
+      </w:r>
+    </w:p>
+    <w:p>
+      <w:r>
+        <w:t>00:01:28,041 --&gt; 00:01:32,958</w:t>
+      </w:r>
+    </w:p>
     <w:p>
       <w:r>
         <w:t>Controlled by them, but they never turned it off</w:t>
@@ -177,6 +374,17 @@
         <w:t>because of the cameras, they cannot monitor us without it</w:t>
       </w:r>
     </w:p>
+    <w:p/>
+    <w:p>
+      <w:r>
+        <w:t>19</w:t>
+      </w:r>
+    </w:p>
+    <w:p>
+      <w:r>
+        <w:t>00:01:33,708 --&gt; 00:01:37,833</w:t>
+      </w:r>
+    </w:p>
     <w:p>
       <w:r>
         <w:t>Sometimes the generator broke down</w:t>
@@ -187,6 +395,17 @@
         <w:t>for five minutes</w:t>
       </w:r>
     </w:p>
+    <w:p/>
+    <w:p>
+      <w:r>
+        <w:t>20</w:t>
+      </w:r>
+    </w:p>
+    <w:p>
+      <w:r>
+        <w:t>00:01:38,750 --&gt; 00:01:44,166</w:t>
+      </w:r>
+    </w:p>
     <w:p>
       <w:r>
         <w:t>They would get anxious and fix it quickly,</w:t>
@@ -197,6 +416,17 @@
         <w:t>it must not be off for more than ten minutes</w:t>
       </w:r>
     </w:p>
+    <w:p/>
+    <w:p>
+      <w:r>
+        <w:t>21</w:t>
+      </w:r>
+    </w:p>
+    <w:p>
+      <w:r>
+        <w:t>00:01:44,250 --&gt; 00:01:49,000</w:t>
+      </w:r>
+    </w:p>
     <w:p>
       <w:r>
         <w:t>Interviewer: How did they react</w:t>
@@ -207,6 +437,17 @@
         <w:t>when the prison was bombed?</w:t>
       </w:r>
     </w:p>
+    <w:p/>
+    <w:p>
+      <w:r>
+        <w:t>22</w:t>
+      </w:r>
+    </w:p>
+    <w:p>
+      <w:r>
+        <w:t>00:01:49,041 --&gt; 00:01:51,541</w:t>
+      </w:r>
+    </w:p>
     <w:p>
       <w:r>
         <w:t>Of course we were prisoners in a basement,</w:t>
@@ -217,6 +458,17 @@
         <w:t>we could not hear everything</w:t>
       </w:r>
     </w:p>
+    <w:p/>
+    <w:p>
+      <w:r>
+        <w:t>23</w:t>
+      </w:r>
+    </w:p>
+    <w:p>
+      <w:r>
+        <w:t>00:01:51,625 --&gt; 00:01:59,250</w:t>
+      </w:r>
+    </w:p>
     <w:p>
       <w:r>
         <w:t>We heard a sound from above during the first strike. We were</w:t>
@@ -227,6 +479,17 @@
         <w:t>hit by three missiles and felt the building shake</w:t>
       </w:r>
     </w:p>
+    <w:p/>
+    <w:p>
+      <w:r>
+        <w:t>24</w:t>
+      </w:r>
+    </w:p>
+    <w:p>
+      <w:r>
+        <w:t>00:01:59,291 --&gt; 00:02:02,916</w:t>
+      </w:r>
+    </w:p>
     <w:p>
       <w:r>
         <w:t>But the sound was not too loud because the place</w:t>
@@ -237,6 +500,17 @@
         <w:t>was fortified with sandbag barriers around it</w:t>
       </w:r>
     </w:p>
+    <w:p/>
+    <w:p>
+      <w:r>
+        <w:t>25</w:t>
+      </w:r>
+    </w:p>
+    <w:p>
+      <w:r>
+        <w:t>00:02:03,041 --&gt; 00:02:06,375</w:t>
+      </w:r>
+    </w:p>
     <w:p>
       <w:r>
         <w:t>As is visible in</w:t>
@@ -247,6 +521,17 @@
         <w:t>that group cell</w:t>
       </w:r>
     </w:p>
+    <w:p/>
+    <w:p>
+      <w:r>
+        <w:t>26</w:t>
+      </w:r>
+    </w:p>
+    <w:p>
+      <w:r>
+        <w:t>00:02:07,250 --&gt; 00:02:10,791</w:t>
+      </w:r>
+    </w:p>
     <w:p>
       <w:r>
         <w:t>This group cell we lived in still</w:t>
@@ -257,11 +542,33 @@
         <w:t>has the same bags to this day</w:t>
       </w:r>
     </w:p>
+    <w:p/>
+    <w:p>
+      <w:r>
+        <w:t>27</w:t>
+      </w:r>
+    </w:p>
+    <w:p>
+      <w:r>
+        <w:t>00:02:12,333 --&gt; 00:02:14,708</w:t>
+      </w:r>
+    </w:p>
     <w:p>
       <w:r>
         <w:t>These very bags, sandbags</w:t>
       </w:r>
     </w:p>
+    <w:p/>
+    <w:p>
+      <w:r>
+        <w:t>28</w:t>
+      </w:r>
+    </w:p>
+    <w:p>
+      <w:r>
+        <w:t>00:02:15,375 --&gt; 00:02:17,666</w:t>
+      </w:r>
+    </w:p>
     <w:p>
       <w:r>
         <w:t>As you can see, the thickness</w:t>
@@ -272,6 +579,17 @@
         <w:t>of the concrete underneath</w:t>
       </w:r>
     </w:p>
+    <w:p/>
+    <w:p>
+      <w:r>
+        <w:t>29</w:t>
+      </w:r>
+    </w:p>
+    <w:p>
+      <w:r>
+        <w:t>00:02:18,333 --&gt; 00:02:20,500</w:t>
+      </w:r>
+    </w:p>
     <w:p>
       <w:r>
         <w:t>You cannot even think of escaping</w:t>
@@ -282,6 +600,17 @@
         <w:t>and we were in a basement</w:t>
       </w:r>
     </w:p>
+    <w:p/>
+    <w:p>
+      <w:r>
+        <w:t>30</w:t>
+      </w:r>
+    </w:p>
+    <w:p>
+      <w:r>
+        <w:t>00:02:20,791 --&gt; 00:02:22,583</w:t>
+      </w:r>
+    </w:p>
     <w:p>
       <w:r>
         <w:t>There is no possibility</w:t>
@@ -292,6 +621,17 @@
         <w:t>of digging to escape</w:t>
       </w:r>
     </w:p>
+    <w:p/>
+    <w:p>
+      <w:r>
+        <w:t>31</w:t>
+      </w:r>
+    </w:p>
+    <w:p>
+      <w:r>
+        <w:t>00:02:23,750 --&gt; 00:02:26,833</w:t>
+      </w:r>
+    </w:p>
     <w:p>
       <w:r>
         <w:t>Besides that, there were cameras</w:t>
@@ -302,6 +642,17 @@
         <w:t>one here and another there</w:t>
       </w:r>
     </w:p>
+    <w:p/>
+    <w:p>
+      <w:r>
+        <w:t>32</w:t>
+      </w:r>
+    </w:p>
+    <w:p>
+      <w:r>
+        <w:t>00:02:28,041 --&gt; 00:02:29,625</w:t>
+      </w:r>
+    </w:p>
     <w:p>
       <w:r>
         <w:t>Interviewer: Did you write</w:t>
@@ -312,6 +663,17 @@
         <w:t>a memory of yours here?</w:t>
       </w:r>
     </w:p>
+    <w:p/>
+    <w:p>
+      <w:r>
+        <w:t>33</w:t>
+      </w:r>
+    </w:p>
+    <w:p>
+      <w:r>
+        <w:t>00:02:29,666 --&gt; 00:02:32,208</w:t>
+      </w:r>
+    </w:p>
     <w:p>
       <w:r>
         <w:t>I am an illiterate person,</w:t>
@@ -322,6 +684,17 @@
         <w:t>I cannot read or write</w:t>
       </w:r>
     </w:p>
+    <w:p/>
+    <w:p>
+      <w:r>
+        <w:t>34</w:t>
+      </w:r>
+    </w:p>
+    <w:p>
+      <w:r>
+        <w:t>00:02:33,541 --&gt; 00:02:36,000</w:t>
+      </w:r>
+    </w:p>
     <w:p>
       <w:r>
         <w:t>Interviewer: How did you</w:t>
@@ -332,6 +705,17 @@
         <w:t>manage to get out of prison?</w:t>
       </w:r>
     </w:p>
+    <w:p/>
+    <w:p>
+      <w:r>
+        <w:t>35</w:t>
+      </w:r>
+    </w:p>
+    <w:p>
+      <w:r>
+        <w:t>00:02:36,125 --&gt; 00:02:38,625</w:t>
+      </w:r>
+    </w:p>
     <w:p>
       <w:r>
         <w:t>I spent four months</w:t>
@@ -342,6 +726,17 @@
         <w:t>in Bourj Prison</w:t>
       </w:r>
     </w:p>
+    <w:p/>
+    <w:p>
+      <w:r>
+        <w:t>36</w:t>
+      </w:r>
+    </w:p>
+    <w:p>
+      <w:r>
+        <w:t>00:02:40,083 --&gt; 00:02:47,583</w:t>
+      </w:r>
+    </w:p>
     <w:p>
       <w:r>
         <w:t>The last strike on the prison was powerful. The next day</w:t>
@@ -352,6 +747,17 @@
         <w:t>they gradually started transferring us to Raqqa prison</w:t>
       </w:r>
     </w:p>
+    <w:p/>
+    <w:p>
+      <w:r>
+        <w:t>37</w:t>
+      </w:r>
+    </w:p>
+    <w:p>
+      <w:r>
+        <w:t>00:02:48,333 --&gt; 00:02:53,416</w:t>
+      </w:r>
+    </w:p>
     <w:p>
       <w:r>
         <w:t>They took three of us out of this place,</w:t>
@@ -362,6 +768,17 @@
         <w:t>with us was an Iraqi young man</w:t>
       </w:r>
     </w:p>
+    <w:p/>
+    <w:p>
+      <w:r>
+        <w:t>38</w:t>
+      </w:r>
+    </w:p>
+    <w:p>
+      <w:r>
+        <w:t>00:02:54,416 --&gt; 00:02:57,000</w:t>
+      </w:r>
+    </w:p>
     <w:p>
       <w:r>
         <w:t>And a young man named Mustafa</w:t>
@@ -372,6 +789,17 @@
         <w:t>from Tabqa</w:t>
       </w:r>
     </w:p>
+    <w:p/>
+    <w:p>
+      <w:r>
+        <w:t>39</w:t>
+      </w:r>
+    </w:p>
+    <w:p>
+      <w:r>
+        <w:t>00:02:58,250 --&gt; 00:03:06,208</w:t>
+      </w:r>
+    </w:p>
     <w:p>
       <w:r>
         <w:t>We left here by car on the Jazira road, crossed the river</w:t>
@@ -382,6 +810,17 @@
         <w:t>using barges that transport people and cars</w:t>
       </w:r>
     </w:p>
+    <w:p/>
+    <w:p>
+      <w:r>
+        <w:t>40</w:t>
+      </w:r>
+    </w:p>
+    <w:p>
+      <w:r>
+        <w:t>00:03:07,291 --&gt; 00:03:10,166</w:t>
+      </w:r>
+    </w:p>
     <w:p>
       <w:r>
         <w:t>The van boarded the barge</w:t>
@@ -392,6 +831,17 @@
         <w:t>and we crossed to the city of Raqqa</w:t>
       </w:r>
     </w:p>
+    <w:p/>
+    <w:p>
+      <w:r>
+        <w:t>41</w:t>
+      </w:r>
+    </w:p>
+    <w:p>
+      <w:r>
+        <w:t>00:03:10,583 --&gt; 00:03:12,125</w:t>
+      </w:r>
+    </w:p>
     <w:p>
       <w:r>
         <w:t>At this point our sentence</w:t>
@@ -402,6 +852,17 @@
         <w:t>had been handed down</w:t>
       </w:r>
     </w:p>
+    <w:p/>
+    <w:p>
+      <w:r>
+        <w:t>42</w:t>
+      </w:r>
+    </w:p>
+    <w:p>
+      <w:r>
+        <w:t>00:03:13,333 --&gt; 00:03:16,458</w:t>
+      </w:r>
+    </w:p>
     <w:p>
       <w:r>
         <w:t>We went to do the repentance</w:t>
@@ -412,11 +873,33 @@
         <w:t>but when, we did not know</w:t>
       </w:r>
     </w:p>
+    <w:p/>
+    <w:p>
+      <w:r>
+        <w:t>43</w:t>
+      </w:r>
+    </w:p>
+    <w:p>
+      <w:r>
+        <w:t>00:03:16,791 --&gt; 00:03:19,541</w:t>
+      </w:r>
+    </w:p>
     <w:p>
       <w:r>
         <w:t>But after we arrived there</w:t>
       </w:r>
     </w:p>
+    <w:p/>
+    <w:p>
+      <w:r>
+        <w:t>44</w:t>
+      </w:r>
+    </w:p>
+    <w:p>
+      <w:r>
+        <w:t>00:03:19,875 --&gt; 00:03:24,875</w:t>
+      </w:r>
+    </w:p>
     <w:p>
       <w:r>
         <w:t>The interrogator Abu al-Baraa entrusted</w:t>
@@ -427,6 +910,17 @@
         <w:t>us to them as a safekeeping</w:t>
       </w:r>
     </w:p>
+    <w:p/>
+    <w:p>
+      <w:r>
+        <w:t>45</w:t>
+      </w:r>
+    </w:p>
+    <w:p>
+      <w:r>
+        <w:t>00:03:25,416 --&gt; 00:03:27,958</w:t>
+      </w:r>
+    </w:p>
     <w:p>
       <w:r>
         <w:t>He tells them, these are entrusted to you</w:t>
@@ -437,6 +931,17 @@
         <w:t>because the repentance course was closed</w:t>
       </w:r>
     </w:p>
+    <w:p/>
+    <w:p>
+      <w:r>
+        <w:t>46</w:t>
+      </w:r>
+    </w:p>
+    <w:p>
+      <w:r>
+        <w:t>00:03:28,833 --&gt; 00:03:33,208</w:t>
+      </w:r>
+    </w:p>
     <w:p>
       <w:r>
         <w:t>So when the current repentance course ends</w:t>
@@ -447,6 +952,17 @@
         <w:t>they would include us in the new one</w:t>
       </w:r>
     </w:p>
+    <w:p/>
+    <w:p>
+      <w:r>
+        <w:t>47</w:t>
+      </w:r>
+    </w:p>
+    <w:p>
+      <w:r>
+        <w:t>00:03:34,166 --&gt; 00:03:38,500</w:t>
+      </w:r>
+    </w:p>
     <w:p>
       <w:r>
         <w:t>They left us at Point 11, at the Black</w:t>
@@ -457,6 +973,17 @@
         <w:t>Stadium, which is well known</w:t>
       </w:r>
     </w:p>
+    <w:p/>
+    <w:p>
+      <w:r>
+        <w:t>48</w:t>
+      </w:r>
+    </w:p>
+    <w:p>
+      <w:r>
+        <w:t>00:03:40,125 --&gt; 00:03:42,125</w:t>
+      </w:r>
+    </w:p>
     <w:p>
       <w:r>
         <w:t>There is a room downstairs</w:t>
@@ -467,11 +994,33 @@
         <w:t>that has mirrors</w:t>
       </w:r>
     </w:p>
+    <w:p/>
+    <w:p>
+      <w:r>
+        <w:t>49</w:t>
+      </w:r>
+    </w:p>
+    <w:p>
+      <w:r>
+        <w:t>00:03:44,208 --&gt; 00:03:45,875</w:t>
+      </w:r>
+    </w:p>
     <w:p>
       <w:r>
         <w:t>That was all we knew</w:t>
       </w:r>
     </w:p>
+    <w:p/>
+    <w:p>
+      <w:r>
+        <w:t>50</w:t>
+      </w:r>
+    </w:p>
+    <w:p>
+      <w:r>
+        <w:t>00:03:46,875 --&gt; 00:03:52,750</w:t>
+      </w:r>
+    </w:p>
     <w:p>
       <w:r>
         <w:t>I stayed there for a month and also</w:t>
@@ -482,6 +1031,17 @@
         <w:t>stayed a month for the repentance</w:t>
       </w:r>
     </w:p>
+    <w:p/>
+    <w:p>
+      <w:r>
+        <w:t>51</w:t>
+      </w:r>
+    </w:p>
+    <w:p>
+      <w:r>
+        <w:t>00:03:55,500 --&gt; 00:03:59,875</w:t>
+      </w:r>
+    </w:p>
     <w:p>
       <w:r>
         <w:t>Here things got confused for me,</w:t>
@@ -492,6 +1052,17 @@
         <w:t>I was sentenced to execution</w:t>
       </w:r>
     </w:p>
+    <w:p/>
+    <w:p>
+      <w:r>
+        <w:t>52</w:t>
+      </w:r>
+    </w:p>
+    <w:p>
+      <w:r>
+        <w:t>00:04:00,083 --&gt; 00:04:02,958</w:t>
+      </w:r>
+    </w:p>
     <w:p>
       <w:r>
         <w:t>And I saw judges who uncovered my</w:t>
@@ -502,6 +1073,17 @@
         <w:t>face and took me upstairs</w:t>
       </w:r>
     </w:p>
+    <w:p/>
+    <w:p>
+      <w:r>
+        <w:t>53</w:t>
+      </w:r>
+    </w:p>
+    <w:p>
+      <w:r>
+        <w:t>00:04:04,333 --&gt; 00:04:11,416</w:t>
+      </w:r>
+    </w:p>
     <w:p>
       <w:r>
         <w:t>They asked me my name. I told them Humaidi, they</w:t>
@@ -512,6 +1094,17 @@
         <w:t>looked at the name they had and it was Hamid</w:t>
       </w:r>
     </w:p>
+    <w:p/>
+    <w:p>
+      <w:r>
+        <w:t>54</w:t>
+      </w:r>
+    </w:p>
+    <w:p>
+      <w:r>
+        <w:t>00:04:12,375 --&gt; 00:04:14,083</w:t>
+      </w:r>
+    </w:p>
     <w:p>
       <w:r>
         <w:t>There had been a mix-up</w:t>
@@ -522,6 +1115,17 @@
         <w:t>in the names</w:t>
       </w:r>
     </w:p>
+    <w:p/>
+    <w:p>
+      <w:r>
+        <w:t>55</w:t>
+      </w:r>
+    </w:p>
+    <w:p>
+      <w:r>
+        <w:t>00:04:14,416 --&gt; 00:04:20,583</w:t>
+      </w:r>
+    </w:p>
     <w:p>
       <w:r>
         <w:t>Of course they removed my blindfold and I saw their faces because</w:t>
@@ -532,6 +1136,17 @@
         <w:t>I had been sentenced to execution by firing squad in public</w:t>
       </w:r>
     </w:p>
+    <w:p/>
+    <w:p>
+      <w:r>
+        <w:t>56</w:t>
+      </w:r>
+    </w:p>
+    <w:p>
+      <w:r>
+        <w:t>00:04:22,041 --&gt; 00:04:30,833</w:t>
+      </w:r>
+    </w:p>
     <w:p>
       <w:r>
         <w:t>When they realized they had the wrong name they</w:t>
@@ -542,6 +1157,17 @@
         <w:t>threatened me not to tell anyone I saw their faces</w:t>
       </w:r>
     </w:p>
+    <w:p/>
+    <w:p>
+      <w:r>
+        <w:t>57</w:t>
+      </w:r>
+    </w:p>
+    <w:p>
+      <w:r>
+        <w:t>00:04:31,208 --&gt; 00:04:39,583</w:t>
+      </w:r>
+    </w:p>
     <w:p>
       <w:r>
         <w:t>Then they returned me downstairs because I had dared to speak up. Since I was</w:t>
@@ -552,6 +1178,17 @@
         <w:t>going to die anyway, I told them how can you sentence me when I came as an entrusted person</w:t>
       </w:r>
     </w:p>
+    <w:p/>
+    <w:p>
+      <w:r>
+        <w:t>58</w:t>
+      </w:r>
+    </w:p>
+    <w:p>
+      <w:r>
+        <w:t>00:04:41,208 --&gt; 00:04:45,541</w:t>
+      </w:r>
+    </w:p>
     <w:p>
       <w:r>
         <w:t>He asked me my name, and here they remembered to ask</w:t>
@@ -562,6 +1199,17 @@
         <w:t>my name. They even broke my ID card</w:t>
       </w:r>
     </w:p>
+    <w:p/>
+    <w:p>
+      <w:r>
+        <w:t>59</w:t>
+      </w:r>
+    </w:p>
+    <w:p>
+      <w:r>
+        <w:t>00:04:46,041 --&gt; 00:04:49,833</w:t>
+      </w:r>
+    </w:p>
     <w:p>
       <w:r>
         <w:t>He broke my ID card</w:t>
@@ -572,16 +1220,49 @@
         <w:t>into four pieces, as you can see</w:t>
       </w:r>
     </w:p>
+    <w:p/>
+    <w:p>
+      <w:r>
+        <w:t>60</w:t>
+      </w:r>
+    </w:p>
+    <w:p>
+      <w:r>
+        <w:t>00:04:52,125 --&gt; 00:04:53,583</w:t>
+      </w:r>
+    </w:p>
     <w:p>
       <w:r>
         <w:t>I started looking at my name</w:t>
       </w:r>
     </w:p>
+    <w:p/>
+    <w:p>
+      <w:r>
+        <w:t>61</w:t>
+      </w:r>
+    </w:p>
+    <w:p>
+      <w:r>
+        <w:t>00:04:57,833 --&gt; 00:04:58,666</w:t>
+      </w:r>
+    </w:p>
     <w:p>
       <w:r>
         <w:t>This is my ID card</w:t>
       </w:r>
     </w:p>
+    <w:p/>
+    <w:p>
+      <w:r>
+        <w:t>62</w:t>
+      </w:r>
+    </w:p>
+    <w:p>
+      <w:r>
+        <w:t>00:04:59,666 --&gt; 00:05:02,208</w:t>
+      </w:r>
+    </w:p>
     <w:p>
       <w:r>
         <w:t>He broke it into more</w:t>
@@ -592,6 +1273,17 @@
         <w:t>than three pieces</w:t>
       </w:r>
     </w:p>
+    <w:p/>
+    <w:p>
+      <w:r>
+        <w:t>63</w:t>
+      </w:r>
+    </w:p>
+    <w:p>
+      <w:r>
+        <w:t>00:05:03,791 --&gt; 00:05:06,458</w:t>
+      </w:r>
+    </w:p>
     <w:p>
       <w:r>
         <w:t>He broke it from here and</w:t>
@@ -602,6 +1294,17 @@
         <w:t>split it lengthwise like this</w:t>
       </w:r>
     </w:p>
+    <w:p/>
+    <w:p>
+      <w:r>
+        <w:t>64</w:t>
+      </w:r>
+    </w:p>
+    <w:p>
+      <w:r>
+        <w:t>00:05:07,458 --&gt; 00:05:11,541</w:t>
+      </w:r>
+    </w:p>
     <w:p>
       <w:r>
         <w:t>When he saw the name he said, this is not the</w:t>
@@ -612,6 +1315,17 @@
         <w:t>person wanted for execution</w:t>
       </w:r>
     </w:p>
+    <w:p/>
+    <w:p>
+      <w:r>
+        <w:t>65</w:t>
+      </w:r>
+    </w:p>
+    <w:p>
+      <w:r>
+        <w:t>00:05:12,625 --&gt; 00:05:20,208</w:t>
+      </w:r>
+    </w:p>
     <w:p>
       <w:r>
         <w:t>Here they started warning me to pretend I saw nothing, and the last</w:t>
@@ -622,6 +1336,17 @@
         <w:t>thing they said was I would take this man's place if I said anything</w:t>
       </w:r>
     </w:p>
+    <w:p/>
+    <w:p>
+      <w:r>
+        <w:t>66</w:t>
+      </w:r>
+    </w:p>
+    <w:p>
+      <w:r>
+        <w:t>00:05:20,833 --&gt; 00:05:24,375</w:t>
+      </w:r>
+    </w:p>
     <w:p>
       <w:r>
         <w:t>Interviewer: Was there a difference in treatment</w:t>
@@ -632,6 +1357,17 @@
         <w:t>between Bourj Prison and the Stadium Prison?</w:t>
       </w:r>
     </w:p>
+    <w:p/>
+    <w:p>
+      <w:r>
+        <w:t>67</w:t>
+      </w:r>
+    </w:p>
+    <w:p>
+      <w:r>
+        <w:t>00:05:24,625 --&gt; 00:05:32,833</w:t>
+      </w:r>
+    </w:p>
     <w:p>
       <w:r>
         <w:t>Here at first the treatment was bad</w:t>
@@ -642,6 +1378,17 @@
         <w:t>until our sentence was handed down</w:t>
       </w:r>
     </w:p>
+    <w:p/>
+    <w:p>
+      <w:r>
+        <w:t>68</w:t>
+      </w:r>
+    </w:p>
+    <w:p>
+      <w:r>
+        <w:t>00:05:33,041 --&gt; 00:05:36,166</w:t>
+      </w:r>
+    </w:p>
     <w:p>
       <w:r>
         <w:t>We did not know our sentence had been handed</w:t>
@@ -652,6 +1399,17 @@
         <w:t>down, but things started to improve</w:t>
       </w:r>
     </w:p>
+    <w:p/>
+    <w:p>
+      <w:r>
+        <w:t>69</w:t>
+      </w:r>
+    </w:p>
+    <w:p>
+      <w:r>
+        <w:t>00:05:36,166 --&gt; 00:05:40,583</w:t>
+      </w:r>
+    </w:p>
     <w:p>
       <w:r>
         <w:t>We were placed in a group cell</w:t>
@@ -662,6 +1420,17 @@
         <w:t>and many things became available</w:t>
       </w:r>
     </w:p>
+    <w:p/>
+    <w:p>
+      <w:r>
+        <w:t>70</w:t>
+      </w:r>
+    </w:p>
+    <w:p>
+      <w:r>
+        <w:t>00:05:41,250 --&gt; 00:05:44,750</w:t>
+      </w:r>
+    </w:p>
     <w:p>
       <w:r>
         <w:t>There we would get a cup</w:t>
@@ -672,6 +1441,17 @@
         <w:t>of tea with every meal</w:t>
       </w:r>
     </w:p>
+    <w:p/>
+    <w:p>
+      <w:r>
+        <w:t>71</w:t>
+      </w:r>
+    </w:p>
+    <w:p>
+      <w:r>
+        <w:t>00:05:45,166 --&gt; 00:05:49,291</w:t>
+      </w:r>
+    </w:p>
     <w:p>
       <w:r>
         <w:t>Here there was a thermos for tea,</w:t>
@@ -682,6 +1462,17 @@
         <w:t>and you made your own coffee</w:t>
       </w:r>
     </w:p>
+    <w:p/>
+    <w:p>
+      <w:r>
+        <w:t>72</w:t>
+      </w:r>
+    </w:p>
+    <w:p>
+      <w:r>
+        <w:t>00:05:49,875 --&gt; 00:05:54,583</w:t>
+      </w:r>
+    </w:p>
     <w:p>
       <w:r>
         <w:t>Anything you wanted, he would take you to the</w:t>
@@ -692,6 +1483,17 @@
         <w:t>kitchen to get whatever you needed</w:t>
       </w:r>
     </w:p>
+    <w:p/>
+    <w:p>
+      <w:r>
+        <w:t>73</w:t>
+      </w:r>
+    </w:p>
+    <w:p>
+      <w:r>
+        <w:t>00:05:56,000 --&gt; 00:06:00,666</w:t>
+      </w:r>
+    </w:p>
     <w:p>
       <w:r>
         <w:t>What has changed about this place</w:t>
@@ -702,6 +1504,17 @@
         <w:t>between the past and the present?</w:t>
       </w:r>
     </w:p>
+    <w:p/>
+    <w:p>
+      <w:r>
+        <w:t>74</w:t>
+      </w:r>
+    </w:p>
+    <w:p>
+      <w:r>
+        <w:t>00:06:00,916 --&gt; 00:06:04,500</w:t>
+      </w:r>
+    </w:p>
     <w:p>
       <w:r>
         <w:t>The cinder blocks were removed, and the walls</w:t>
@@ -712,6 +1525,17 @@
         <w:t>dividing sections of the group cell were taken down</w:t>
       </w:r>
     </w:p>
+    <w:p/>
+    <w:p>
+      <w:r>
+        <w:t>75</w:t>
+      </w:r>
+    </w:p>
+    <w:p>
+      <w:r>
+        <w:t>00:06:04,875 --&gt; 00:06:07,791</w:t>
+      </w:r>
+    </w:p>
     <w:p>
       <w:r>
         <w:t>The group cell was divided,</w:t>
@@ -722,6 +1546,17 @@
         <w:t>it reached up to here</w:t>
       </w:r>
     </w:p>
+    <w:p/>
+    <w:p>
+      <w:r>
+        <w:t>76</w:t>
+      </w:r>
+    </w:p>
+    <w:p>
+      <w:r>
+        <w:t>00:06:09,000 --&gt; 00:06:10,583</w:t>
+      </w:r>
+    </w:p>
     <w:p>
       <w:r>
         <w:t>Its length went up</w:t>
@@ -732,21 +1567,65 @@
         <w:t>to this white paint mark</w:t>
       </w:r>
     </w:p>
+    <w:p/>
+    <w:p>
+      <w:r>
+        <w:t>77</w:t>
+      </w:r>
+    </w:p>
+    <w:p>
+      <w:r>
+        <w:t>00:06:13,333 --&gt; 00:06:14,958</w:t>
+      </w:r>
+    </w:p>
     <w:p>
       <w:r>
         <w:t>Its bathroom was in the back</w:t>
       </w:r>
     </w:p>
+    <w:p/>
+    <w:p>
+      <w:r>
+        <w:t>78</w:t>
+      </w:r>
+    </w:p>
+    <w:p>
+      <w:r>
+        <w:t>00:06:16,583 --&gt; 00:06:18,291</w:t>
+      </w:r>
+    </w:p>
     <w:p>
       <w:r>
         <w:t>The group cell bathroom was large</w:t>
       </w:r>
     </w:p>
+    <w:p/>
+    <w:p>
+      <w:r>
+        <w:t>79</w:t>
+      </w:r>
+    </w:p>
+    <w:p>
+      <w:r>
+        <w:t>00:06:18,583 --&gt; 00:06:19,458</w:t>
+      </w:r>
+    </w:p>
     <w:p>
       <w:r>
         <w:t>And the solitary cells were here</w:t>
       </w:r>
     </w:p>
+    <w:p/>
+    <w:p>
+      <w:r>
+        <w:t>80</w:t>
+      </w:r>
+    </w:p>
+    <w:p>
+      <w:r>
+        <w:t>00:06:21,416 --&gt; 00:06:27,208</w:t>
+      </w:r>
+    </w:p>
     <w:p>
       <w:r>
         <w:t>Interviewer: Was the bathroom flooded? Were hot</w:t>
@@ -757,6 +1636,17 @@
         <w:t>and cold water available?</w:t>
       </w:r>
     </w:p>
+    <w:p/>
+    <w:p>
+      <w:r>
+        <w:t>81</w:t>
+      </w:r>
+    </w:p>
+    <w:p>
+      <w:r>
+        <w:t>00:06:27,291 --&gt; 00:06:30,750</w:t>
+      </w:r>
+    </w:p>
     <w:p>
       <w:r>
         <w:t>As for the group cell bathroom,</w:t>
@@ -767,6 +1657,17 @@
         <w:t>the electrical switch is with you</w:t>
       </w:r>
     </w:p>
+    <w:p/>
+    <w:p>
+      <w:r>
+        <w:t>82</w:t>
+      </w:r>
+    </w:p>
+    <w:p>
+      <w:r>
+        <w:t>00:06:32,625 --&gt; 00:06:36,208</w:t>
+      </w:r>
+    </w:p>
     <w:p>
       <w:r>
         <w:t>The switch in the group cell</w:t>
@@ -777,6 +1678,17 @@
         <w:t>you can flip it on and off</w:t>
       </w:r>
     </w:p>
+    <w:p/>
+    <w:p>
+      <w:r>
+        <w:t>83</w:t>
+      </w:r>
+    </w:p>
+    <w:p>
+      <w:r>
+        <w:t>00:06:36,541 --&gt; 00:06:39,791</w:t>
+      </w:r>
+    </w:p>
     <w:p>
       <w:r>
         <w:t>In the solitary cells only</w:t>
@@ -787,6 +1699,17 @@
         <w:t>cold water was available</w:t>
       </w:r>
     </w:p>
+    <w:p/>
+    <w:p>
+      <w:r>
+        <w:t>84</w:t>
+      </w:r>
+    </w:p>
+    <w:p>
+      <w:r>
+        <w:t>00:06:40,833 --&gt; 00:06:45,041</w:t>
+      </w:r>
+    </w:p>
     <w:p>
       <w:r>
         <w:t>Everyone shares one</w:t>
@@ -797,6 +1720,17 @@
         <w:t>water tank</w:t>
       </w:r>
     </w:p>
+    <w:p/>
+    <w:p>
+      <w:r>
+        <w:t>85</w:t>
+      </w:r>
+    </w:p>
+    <w:p>
+      <w:r>
+        <w:t>00:06:46,208 --&gt; 00:06:48,250</w:t>
+      </w:r>
+    </w:p>
     <w:p>
       <w:r>
         <w:t>Meaning there is not enough</w:t>
@@ -807,6 +1741,17 @@
         <w:t>time for the water to heat up</w:t>
       </w:r>
     </w:p>
+    <w:p/>
+    <w:p>
+      <w:r>
+        <w:t>86</w:t>
+      </w:r>
+    </w:p>
+    <w:p>
+      <w:r>
+        <w:t>00:06:50,958 --&gt; 00:06:54,958</w:t>
+      </w:r>
+    </w:p>
     <w:p>
       <w:r>
         <w:t>Interviewer: Could you shower whenever you wanted?</w:t>
@@ -817,11 +1762,33 @@
         <w:t>Did they bring you shampoo?</w:t>
       </w:r>
     </w:p>
+    <w:p/>
+    <w:p>
+      <w:r>
+        <w:t>87</w:t>
+      </w:r>
+    </w:p>
+    <w:p>
+      <w:r>
+        <w:t>00:06:55,000 --&gt; 00:06:56,000</w:t>
+      </w:r>
+    </w:p>
     <w:p>
       <w:r>
         <w:t>However you wished</w:t>
       </w:r>
     </w:p>
+    <w:p/>
+    <w:p>
+      <w:r>
+        <w:t>88</w:t>
+      </w:r>
+    </w:p>
+    <w:p>
+      <w:r>
+        <w:t>00:06:56,875 --&gt; 00:07:00,416</w:t>
+      </w:r>
+    </w:p>
     <w:p>
       <w:r>
         <w:t>As for hygiene, they encouraged it and</w:t>
@@ -832,6 +1799,17 @@
         <w:t>provided all cleaning supplies</w:t>
       </w:r>
     </w:p>
+    <w:p/>
+    <w:p>
+      <w:r>
+        <w:t>89</w:t>
+      </w:r>
+    </w:p>
+    <w:p>
+      <w:r>
+        <w:t>00:07:00,875 --&gt; 00:07:08,125</w:t>
+      </w:r>
+    </w:p>
     <w:p>
       <w:r>
         <w:t>They provided shampoo and soap, whenever</w:t>
@@ -842,6 +1820,17 @@
         <w:t>you wanted these things they supplied them</w:t>
       </w:r>
     </w:p>
+    <w:p/>
+    <w:p>
+      <w:r>
+        <w:t>90</w:t>
+      </w:r>
+    </w:p>
+    <w:p>
+      <w:r>
+        <w:t>00:07:09,291 --&gt; 00:07:11,625</w:t>
+      </w:r>
+    </w:p>
     <w:p>
       <w:r>
         <w:t>And the bathroom switch is with</w:t>
@@ -852,6 +1841,17 @@
         <w:t>you in the group cell</w:t>
       </w:r>
     </w:p>
+    <w:p/>
+    <w:p>
+      <w:r>
+        <w:t>91</w:t>
+      </w:r>
+    </w:p>
+    <w:p>
+      <w:r>
+        <w:t>00:07:12,125 --&gt; 00:07:13,791</w:t>
+      </w:r>
+    </w:p>
     <w:p>
       <w:r>
         <w:t>And hygiene is your</w:t>
@@ -862,6 +1862,17 @@
         <w:t>responsibility</w:t>
       </w:r>
     </w:p>
+    <w:p/>
+    <w:p>
+      <w:r>
+        <w:t>92</w:t>
+      </w:r>
+    </w:p>
+    <w:p>
+      <w:r>
+        <w:t>00:07:14,125 --&gt; 00:07:15,625</w:t>
+      </w:r>
+    </w:p>
     <w:p>
       <w:r>
         <w:t>Of course they do not like</w:t>
@@ -872,6 +1883,17 @@
         <w:t>to see the place dirty</w:t>
       </w:r>
     </w:p>
+    <w:p/>
+    <w:p>
+      <w:r>
+        <w:t>93</w:t>
+      </w:r>
+    </w:p>
+    <w:p>
+      <w:r>
+        <w:t>00:07:16,708 --&gt; 00:07:20,000</w:t>
+      </w:r>
+    </w:p>
     <w:p>
       <w:r>
         <w:t>And a person in prison will not</w:t>
@@ -882,6 +1904,7 @@
         <w:t>dirty the place much</w:t>
       </w:r>
     </w:p>
+    <w:p/>
     <w:sectPr>
       <w:pgSz w:w="12240" w:h="15840"/>
       <w:pgMar w:top="1440" w:right="1800" w:bottom="1440" w:left="1800" w:header="720" w:footer="720" w:gutter="0"/>
@@ -1255,9 +2278,12 @@
     <w:name w:val="Normal"/>
     <w:qFormat/>
     <w:rsid w:val="00FC693F"/>
+    <w:pPr>
+      <w:spacing w:before="0" w:after="0" w:line="276" w:lineRule="auto"/>
+    </w:pPr>
     <w:rPr>
-      <w:rFonts w:ascii="Arial" w:hAnsi="Arial"/>
-      <w:sz w:val="22"/>
+      <w:rFonts w:ascii="Courier New" w:hAnsi="Courier New"/>
+      <w:sz w:val="20"/>
     </w:rPr>
   </w:style>
   <w:style w:type="paragraph" w:styleId="Header">
